--- a/artifacts/bids/2026-02-24/zayavka_2026-02-24.docx
+++ b/artifacts/bids/2026-02-24/zayavka_2026-02-24.docx
@@ -254,7 +254,7 @@
               <w:jc w:val="right"/>
             </w:pPr>
             <w:r>
-              <w:t>4,857</w:t>
+              <w:t>4,854</w:t>
             </w:r>
           </w:p>
         </w:tc>
@@ -277,7 +277,7 @@
               <w:jc w:val="right"/>
             </w:pPr>
             <w:r>
-              <w:t>1,994</w:t>
+              <w:t>2,055</w:t>
             </w:r>
           </w:p>
         </w:tc>
@@ -302,7 +302,7 @@
               <w:jc w:val="right"/>
             </w:pPr>
             <w:r>
-              <w:t>4,720</w:t>
+              <w:t>4,728</w:t>
             </w:r>
           </w:p>
         </w:tc>
@@ -325,7 +325,7 @@
               <w:jc w:val="right"/>
             </w:pPr>
             <w:r>
-              <w:t>1,802</w:t>
+              <w:t>1,813</w:t>
             </w:r>
           </w:p>
         </w:tc>
@@ -350,7 +350,7 @@
               <w:jc w:val="right"/>
             </w:pPr>
             <w:r>
-              <w:t>4,470</w:t>
+              <w:t>4,465</w:t>
             </w:r>
           </w:p>
         </w:tc>
@@ -373,7 +373,7 @@
               <w:jc w:val="right"/>
             </w:pPr>
             <w:r>
-              <w:t>1,734</w:t>
+              <w:t>1,760</w:t>
             </w:r>
           </w:p>
         </w:tc>
@@ -398,7 +398,7 @@
               <w:jc w:val="right"/>
             </w:pPr>
             <w:r>
-              <w:t>4,279</w:t>
+              <w:t>4,278</w:t>
             </w:r>
           </w:p>
         </w:tc>
@@ -421,7 +421,7 @@
               <w:jc w:val="right"/>
             </w:pPr>
             <w:r>
-              <w:t>1,760</w:t>
+              <w:t>1,732</w:t>
             </w:r>
           </w:p>
         </w:tc>
@@ -446,7 +446,7 @@
               <w:jc w:val="right"/>
             </w:pPr>
             <w:r>
-              <w:t>4,439</w:t>
+              <w:t>4,406</w:t>
             </w:r>
           </w:p>
         </w:tc>
@@ -469,7 +469,7 @@
               <w:jc w:val="right"/>
             </w:pPr>
             <w:r>
-              <w:t>1,817</w:t>
+              <w:t>1,840</w:t>
             </w:r>
           </w:p>
         </w:tc>
@@ -494,7 +494,7 @@
               <w:jc w:val="right"/>
             </w:pPr>
             <w:r>
-              <w:t>4,135</w:t>
+              <w:t>4,133</w:t>
             </w:r>
           </w:p>
         </w:tc>
@@ -517,7 +517,7 @@
               <w:jc w:val="right"/>
             </w:pPr>
             <w:r>
-              <w:t>2,117</w:t>
+              <w:t>2,119</w:t>
             </w:r>
           </w:p>
         </w:tc>
@@ -542,7 +542,7 @@
               <w:jc w:val="right"/>
             </w:pPr>
             <w:r>
-              <w:t>3,456</w:t>
+              <w:t>3,535</w:t>
             </w:r>
           </w:p>
         </w:tc>
@@ -565,7 +565,7 @@
               <w:jc w:val="right"/>
             </w:pPr>
             <w:r>
-              <w:t>1,625</w:t>
+              <w:t>1,593</w:t>
             </w:r>
           </w:p>
         </w:tc>
@@ -590,7 +590,7 @@
               <w:jc w:val="right"/>
             </w:pPr>
             <w:r>
-              <w:t>3,066</w:t>
+              <w:t>3,118</w:t>
             </w:r>
           </w:p>
         </w:tc>
@@ -613,7 +613,7 @@
               <w:jc w:val="right"/>
             </w:pPr>
             <w:r>
-              <w:t>1,519</w:t>
+              <w:t>1,446</w:t>
             </w:r>
           </w:p>
         </w:tc>
@@ -638,7 +638,7 @@
               <w:jc w:val="right"/>
             </w:pPr>
             <w:r>
-              <w:t>2,625</w:t>
+              <w:t>2,632</w:t>
             </w:r>
           </w:p>
         </w:tc>
@@ -661,7 +661,7 @@
               <w:jc w:val="right"/>
             </w:pPr>
             <w:r>
-              <w:t>0,871</w:t>
+              <w:t>0,863</w:t>
             </w:r>
           </w:p>
         </w:tc>
@@ -686,7 +686,7 @@
               <w:jc w:val="right"/>
             </w:pPr>
             <w:r>
-              <w:t>2,274</w:t>
+              <w:t>2,322</w:t>
             </w:r>
           </w:p>
         </w:tc>
@@ -709,7 +709,7 @@
               <w:jc w:val="right"/>
             </w:pPr>
             <w:r>
-              <w:t>0,249</w:t>
+              <w:t>0,257</w:t>
             </w:r>
           </w:p>
         </w:tc>
@@ -734,7 +734,7 @@
               <w:jc w:val="right"/>
             </w:pPr>
             <w:r>
-              <w:t>2,026</w:t>
+              <w:t>2,062</w:t>
             </w:r>
           </w:p>
         </w:tc>
@@ -757,7 +757,7 @@
               <w:jc w:val="right"/>
             </w:pPr>
             <w:r>
-              <w:t>0,165</w:t>
+              <w:t>0,171</w:t>
             </w:r>
           </w:p>
         </w:tc>
@@ -782,7 +782,7 @@
               <w:jc w:val="right"/>
             </w:pPr>
             <w:r>
-              <w:t>1,911</w:t>
+              <w:t>1,974</w:t>
             </w:r>
           </w:p>
         </w:tc>
@@ -805,7 +805,7 @@
               <w:jc w:val="right"/>
             </w:pPr>
             <w:r>
-              <w:t>0,118</w:t>
+              <w:t>0,117</w:t>
             </w:r>
           </w:p>
         </w:tc>
@@ -821,7 +821,7 @@
         <w:rPr>
           <w:b/>
         </w:rPr>
-        <w:t>Итого за сутки: 58,029 МВт·ч.</w:t>
+        <w:t>Итого за сутки: 58,273 МВт·ч.</w:t>
       </w:r>
     </w:p>
     <w:p>
@@ -834,7 +834,7 @@
     </w:p>
     <w:p>
       <w:r>
-        <w:t>Прогноз 130356056877, сформирован 23.02.2026 05:00 (Астана); модель windcast-0.1.0-cascade+direct; погода: Open-Meteo Previous Runs: ECMWF IFS, ECMWF AIFS, ICON, GFS, UKMO, GEM, CMA, выпуск 2026-02-22 18:00:00 UTC.</w:t>
+        <w:t>Прогноз 7f4ac6571f97, сформирован 23.02.2026 05:00 (Астана); модель windcast-0.1.0-cascade+direct; погода: Open-Meteo Previous Runs: ECMWF IFS, ECMWF AIFS, ICON, GFS, UKMO, GEM, CMA, выпуск 2026-02-22 18:00:00 UTC.</w:t>
       </w:r>
     </w:p>
     <w:tbl>
@@ -940,7 +940,7 @@
           </w:tcPr>
           <w:p>
             <w:r>
-              <w:t>4,101</w:t>
+              <w:t>4,104</w:t>
             </w:r>
           </w:p>
         </w:tc>
@@ -950,7 +950,7 @@
           </w:tcPr>
           <w:p>
             <w:r>
-              <w:t>4,857</w:t>
+              <w:t>4,854</w:t>
             </w:r>
           </w:p>
         </w:tc>
@@ -960,7 +960,7 @@
           </w:tcPr>
           <w:p>
             <w:r>
-              <w:t>4,995</w:t>
+              <w:t>4,993</w:t>
             </w:r>
           </w:p>
         </w:tc>
@@ -970,7 +970,7 @@
           </w:tcPr>
           <w:p>
             <w:r>
-              <w:t>11.5</w:t>
+              <w:t>11.4</w:t>
             </w:r>
           </w:p>
         </w:tc>
@@ -1002,7 +1002,7 @@
           </w:tcPr>
           <w:p>
             <w:r>
-              <w:t>3,553</w:t>
+              <w:t>3,573</w:t>
             </w:r>
           </w:p>
         </w:tc>
@@ -1012,7 +1012,7 @@
           </w:tcPr>
           <w:p>
             <w:r>
-              <w:t>4,720</w:t>
+              <w:t>4,728</w:t>
             </w:r>
           </w:p>
         </w:tc>
@@ -1022,7 +1022,7 @@
           </w:tcPr>
           <w:p>
             <w:r>
-              <w:t>4,974</w:t>
+              <w:t>4,976</w:t>
             </w:r>
           </w:p>
         </w:tc>
@@ -1064,7 +1064,7 @@
           </w:tcPr>
           <w:p>
             <w:r>
-              <w:t>3,291</w:t>
+              <w:t>3,303</w:t>
             </w:r>
           </w:p>
         </w:tc>
@@ -1074,7 +1074,7 @@
           </w:tcPr>
           <w:p>
             <w:r>
-              <w:t>4,470</w:t>
+              <w:t>4,465</w:t>
             </w:r>
           </w:p>
         </w:tc>
@@ -1094,7 +1094,7 @@
           </w:tcPr>
           <w:p>
             <w:r>
-              <w:t>10.6</w:t>
+              <w:t>10.7</w:t>
             </w:r>
           </w:p>
         </w:tc>
@@ -1126,7 +1126,7 @@
           </w:tcPr>
           <w:p>
             <w:r>
-              <w:t>3,048</w:t>
+              <w:t>3,032</w:t>
             </w:r>
           </w:p>
         </w:tc>
@@ -1136,7 +1136,7 @@
           </w:tcPr>
           <w:p>
             <w:r>
-              <w:t>4,279</w:t>
+              <w:t>4,278</w:t>
             </w:r>
           </w:p>
         </w:tc>
@@ -1146,7 +1146,7 @@
           </w:tcPr>
           <w:p>
             <w:r>
-              <w:t>4,949</w:t>
+              <w:t>4,951</w:t>
             </w:r>
           </w:p>
         </w:tc>
@@ -1188,7 +1188,7 @@
           </w:tcPr>
           <w:p>
             <w:r>
-              <w:t>2,800</w:t>
+              <w:t>2,798</w:t>
             </w:r>
           </w:p>
         </w:tc>
@@ -1198,7 +1198,7 @@
           </w:tcPr>
           <w:p>
             <w:r>
-              <w:t>4,439</w:t>
+              <w:t>4,406</w:t>
             </w:r>
           </w:p>
         </w:tc>
@@ -1208,7 +1208,7 @@
           </w:tcPr>
           <w:p>
             <w:r>
-              <w:t>4,965</w:t>
+              <w:t>4,969</w:t>
             </w:r>
           </w:p>
         </w:tc>
@@ -1250,7 +1250,7 @@
           </w:tcPr>
           <w:p>
             <w:r>
-              <w:t>2,680</w:t>
+              <w:t>2,696</w:t>
             </w:r>
           </w:p>
         </w:tc>
@@ -1260,7 +1260,7 @@
           </w:tcPr>
           <w:p>
             <w:r>
-              <w:t>4,135</w:t>
+              <w:t>4,133</w:t>
             </w:r>
           </w:p>
         </w:tc>
@@ -1270,7 +1270,7 @@
           </w:tcPr>
           <w:p>
             <w:r>
-              <w:t>4,941</w:t>
+              <w:t>4,946</w:t>
             </w:r>
           </w:p>
         </w:tc>
@@ -1280,7 +1280,7 @@
           </w:tcPr>
           <w:p>
             <w:r>
-              <w:t>10.0</w:t>
+              <w:t>10.1</w:t>
             </w:r>
           </w:p>
         </w:tc>
@@ -1312,7 +1312,7 @@
           </w:tcPr>
           <w:p>
             <w:r>
-              <w:t>2,039</w:t>
+              <w:t>2,081</w:t>
             </w:r>
           </w:p>
         </w:tc>
@@ -1322,7 +1322,7 @@
           </w:tcPr>
           <w:p>
             <w:r>
-              <w:t>3,456</w:t>
+              <w:t>3,535</w:t>
             </w:r>
           </w:p>
         </w:tc>
@@ -1332,7 +1332,7 @@
           </w:tcPr>
           <w:p>
             <w:r>
-              <w:t>4,817</w:t>
+              <w:t>4,811</w:t>
             </w:r>
           </w:p>
         </w:tc>
@@ -1342,7 +1342,7 @@
           </w:tcPr>
           <w:p>
             <w:r>
-              <w:t>9.0</w:t>
+              <w:t>9.1</w:t>
             </w:r>
           </w:p>
         </w:tc>
@@ -1374,7 +1374,7 @@
           </w:tcPr>
           <w:p>
             <w:r>
-              <w:t>1,517</w:t>
+              <w:t>1,540</w:t>
             </w:r>
           </w:p>
         </w:tc>
@@ -1384,7 +1384,7 @@
           </w:tcPr>
           <w:p>
             <w:r>
-              <w:t>3,066</w:t>
+              <w:t>3,118</w:t>
             </w:r>
           </w:p>
         </w:tc>
@@ -1394,7 +1394,7 @@
           </w:tcPr>
           <w:p>
             <w:r>
-              <w:t>4,630</w:t>
+              <w:t>4,612</w:t>
             </w:r>
           </w:p>
         </w:tc>
@@ -1436,7 +1436,7 @@
           </w:tcPr>
           <w:p>
             <w:r>
-              <w:t>1,126</w:t>
+              <w:t>1,113</w:t>
             </w:r>
           </w:p>
         </w:tc>
@@ -1446,7 +1446,7 @@
           </w:tcPr>
           <w:p>
             <w:r>
-              <w:t>2,625</w:t>
+              <w:t>2,632</w:t>
             </w:r>
           </w:p>
         </w:tc>
@@ -1456,7 +1456,7 @@
           </w:tcPr>
           <w:p>
             <w:r>
-              <w:t>4,635</w:t>
+              <w:t>4,645</w:t>
             </w:r>
           </w:p>
         </w:tc>
@@ -1498,7 +1498,7 @@
           </w:tcPr>
           <w:p>
             <w:r>
-              <w:t>0,717</w:t>
+              <w:t>0,719</w:t>
             </w:r>
           </w:p>
         </w:tc>
@@ -1508,7 +1508,7 @@
           </w:tcPr>
           <w:p>
             <w:r>
-              <w:t>2,274</w:t>
+              <w:t>2,322</w:t>
             </w:r>
           </w:p>
         </w:tc>
@@ -1518,7 +1518,7 @@
           </w:tcPr>
           <w:p>
             <w:r>
-              <w:t>4,407</w:t>
+              <w:t>4,414</w:t>
             </w:r>
           </w:p>
         </w:tc>
@@ -1560,7 +1560,7 @@
           </w:tcPr>
           <w:p>
             <w:r>
-              <w:t>0,621</w:t>
+              <w:t>0,610</w:t>
             </w:r>
           </w:p>
         </w:tc>
@@ -1570,7 +1570,7 @@
           </w:tcPr>
           <w:p>
             <w:r>
-              <w:t>2,026</w:t>
+              <w:t>2,062</w:t>
             </w:r>
           </w:p>
         </w:tc>
@@ -1580,7 +1580,7 @@
           </w:tcPr>
           <w:p>
             <w:r>
-              <w:t>4,231</w:t>
+              <w:t>4,220</w:t>
             </w:r>
           </w:p>
         </w:tc>
@@ -1622,7 +1622,7 @@
           </w:tcPr>
           <w:p>
             <w:r>
-              <w:t>0,464</w:t>
+              <w:t>0,474</w:t>
             </w:r>
           </w:p>
         </w:tc>
@@ -1632,7 +1632,7 @@
           </w:tcPr>
           <w:p>
             <w:r>
-              <w:t>1,911</w:t>
+              <w:t>1,974</w:t>
             </w:r>
           </w:p>
         </w:tc>
@@ -1642,7 +1642,7 @@
           </w:tcPr>
           <w:p>
             <w:r>
-              <w:t>4,303</w:t>
+              <w:t>4,324</w:t>
             </w:r>
           </w:p>
         </w:tc>
@@ -1652,7 +1652,7 @@
           </w:tcPr>
           <w:p>
             <w:r>
-              <w:t>7.1</w:t>
+              <w:t>7.2</w:t>
             </w:r>
           </w:p>
         </w:tc>
@@ -1694,7 +1694,7 @@
           </w:tcPr>
           <w:p>
             <w:r>
-              <w:t>1,994</w:t>
+              <w:t>2,055</w:t>
             </w:r>
           </w:p>
         </w:tc>
@@ -1704,7 +1704,7 @@
           </w:tcPr>
           <w:p>
             <w:r>
-              <w:t>4,461</w:t>
+              <w:t>4,462</w:t>
             </w:r>
           </w:p>
         </w:tc>
@@ -1746,7 +1746,7 @@
           </w:tcPr>
           <w:p>
             <w:r>
-              <w:t>0,507</w:t>
+              <w:t>0,510</w:t>
             </w:r>
           </w:p>
         </w:tc>
@@ -1756,7 +1756,7 @@
           </w:tcPr>
           <w:p>
             <w:r>
-              <w:t>1,802</w:t>
+              <w:t>1,813</w:t>
             </w:r>
           </w:p>
         </w:tc>
@@ -1766,7 +1766,7 @@
           </w:tcPr>
           <w:p>
             <w:r>
-              <w:t>4,363</w:t>
+              <w:t>4,361</w:t>
             </w:r>
           </w:p>
         </w:tc>
@@ -1776,7 +1776,7 @@
           </w:tcPr>
           <w:p>
             <w:r>
-              <w:t>6.8</w:t>
+              <w:t>6.9</w:t>
             </w:r>
           </w:p>
         </w:tc>
@@ -1808,7 +1808,7 @@
           </w:tcPr>
           <w:p>
             <w:r>
-              <w:t>0,498</w:t>
+              <w:t>0,508</w:t>
             </w:r>
           </w:p>
         </w:tc>
@@ -1818,7 +1818,7 @@
           </w:tcPr>
           <w:p>
             <w:r>
-              <w:t>1,734</w:t>
+              <w:t>1,760</w:t>
             </w:r>
           </w:p>
         </w:tc>
@@ -1828,7 +1828,7 @@
           </w:tcPr>
           <w:p>
             <w:r>
-              <w:t>4,364</w:t>
+              <w:t>4,363</w:t>
             </w:r>
           </w:p>
         </w:tc>
@@ -1838,7 +1838,7 @@
           </w:tcPr>
           <w:p>
             <w:r>
-              <w:t>6.9</w:t>
+              <w:t>7.0</w:t>
             </w:r>
           </w:p>
         </w:tc>
@@ -1870,7 +1870,7 @@
           </w:tcPr>
           <w:p>
             <w:r>
-              <w:t>0,523</w:t>
+              <w:t>0,512</w:t>
             </w:r>
           </w:p>
         </w:tc>
@@ -1880,7 +1880,7 @@
           </w:tcPr>
           <w:p>
             <w:r>
-              <w:t>1,760</w:t>
+              <w:t>1,732</w:t>
             </w:r>
           </w:p>
         </w:tc>
@@ -1890,7 +1890,7 @@
           </w:tcPr>
           <w:p>
             <w:r>
-              <w:t>4,375</w:t>
+              <w:t>4,373</w:t>
             </w:r>
           </w:p>
         </w:tc>
@@ -1932,7 +1932,7 @@
           </w:tcPr>
           <w:p>
             <w:r>
-              <w:t>0,378</w:t>
+              <w:t>0,408</w:t>
             </w:r>
           </w:p>
         </w:tc>
@@ -1942,7 +1942,7 @@
           </w:tcPr>
           <w:p>
             <w:r>
-              <w:t>1,817</w:t>
+              <w:t>1,840</w:t>
             </w:r>
           </w:p>
         </w:tc>
@@ -1952,7 +1952,7 @@
           </w:tcPr>
           <w:p>
             <w:r>
-              <w:t>4,497</w:t>
+              <w:t>4,492</w:t>
             </w:r>
           </w:p>
         </w:tc>
@@ -1994,7 +1994,7 @@
           </w:tcPr>
           <w:p>
             <w:r>
-              <w:t>0,190</w:t>
+              <w:t>0,185</w:t>
             </w:r>
           </w:p>
         </w:tc>
@@ -2004,7 +2004,7 @@
           </w:tcPr>
           <w:p>
             <w:r>
-              <w:t>2,117</w:t>
+              <w:t>2,119</w:t>
             </w:r>
           </w:p>
         </w:tc>
@@ -2014,7 +2014,7 @@
           </w:tcPr>
           <w:p>
             <w:r>
-              <w:t>4,546</w:t>
+              <w:t>4,566</w:t>
             </w:r>
           </w:p>
         </w:tc>
@@ -2056,7 +2056,7 @@
           </w:tcPr>
           <w:p>
             <w:r>
-              <w:t>0,089</w:t>
+              <w:t>0,076</w:t>
             </w:r>
           </w:p>
         </w:tc>
@@ -2066,7 +2066,7 @@
           </w:tcPr>
           <w:p>
             <w:r>
-              <w:t>1,625</w:t>
+              <w:t>1,593</w:t>
             </w:r>
           </w:p>
         </w:tc>
@@ -2076,7 +2076,7 @@
           </w:tcPr>
           <w:p>
             <w:r>
-              <w:t>4,114</w:t>
+              <w:t>4,131</w:t>
             </w:r>
           </w:p>
         </w:tc>
@@ -2118,7 +2118,7 @@
           </w:tcPr>
           <w:p>
             <w:r>
-              <w:t>0,045</w:t>
+              <w:t>0,053</w:t>
             </w:r>
           </w:p>
         </w:tc>
@@ -2128,7 +2128,7 @@
           </w:tcPr>
           <w:p>
             <w:r>
-              <w:t>1,519</w:t>
+              <w:t>1,446</w:t>
             </w:r>
           </w:p>
         </w:tc>
@@ -2138,7 +2138,7 @@
           </w:tcPr>
           <w:p>
             <w:r>
-              <w:t>3,787</w:t>
+              <w:t>3,826</w:t>
             </w:r>
           </w:p>
         </w:tc>
@@ -2190,7 +2190,7 @@
           </w:tcPr>
           <w:p>
             <w:r>
-              <w:t>0,871</w:t>
+              <w:t>0,863</w:t>
             </w:r>
           </w:p>
         </w:tc>
@@ -2200,7 +2200,7 @@
           </w:tcPr>
           <w:p>
             <w:r>
-              <w:t>3,099</w:t>
+              <w:t>3,100</w:t>
             </w:r>
           </w:p>
         </w:tc>
@@ -2210,7 +2210,7 @@
           </w:tcPr>
           <w:p>
             <w:r>
-              <w:t>5.7</w:t>
+              <w:t>5.6</w:t>
             </w:r>
           </w:p>
         </w:tc>
@@ -2252,7 +2252,7 @@
           </w:tcPr>
           <w:p>
             <w:r>
-              <w:t>0,249</w:t>
+              <w:t>0,257</w:t>
             </w:r>
           </w:p>
         </w:tc>
@@ -2262,7 +2262,7 @@
           </w:tcPr>
           <w:p>
             <w:r>
-              <w:t>2,253</w:t>
+              <w:t>2,193</w:t>
             </w:r>
           </w:p>
         </w:tc>
@@ -2272,7 +2272,7 @@
           </w:tcPr>
           <w:p>
             <w:r>
-              <w:t>4.3</w:t>
+              <w:t>4.5</w:t>
             </w:r>
           </w:p>
         </w:tc>
@@ -2304,7 +2304,7 @@
           </w:tcPr>
           <w:p>
             <w:r>
-              <w:t>0,011</w:t>
+              <w:t>0,012</w:t>
             </w:r>
           </w:p>
         </w:tc>
@@ -2314,7 +2314,7 @@
           </w:tcPr>
           <w:p>
             <w:r>
-              <w:t>0,165</w:t>
+              <w:t>0,171</w:t>
             </w:r>
           </w:p>
         </w:tc>
@@ -2324,7 +2324,7 @@
           </w:tcPr>
           <w:p>
             <w:r>
-              <w:t>1,847</w:t>
+              <w:t>1,872</w:t>
             </w:r>
           </w:p>
         </w:tc>
@@ -2334,7 +2334,7 @@
           </w:tcPr>
           <w:p>
             <w:r>
-              <w:t>3.0</w:t>
+              <w:t>3.3</w:t>
             </w:r>
           </w:p>
         </w:tc>
@@ -2366,7 +2366,7 @@
           </w:tcPr>
           <w:p>
             <w:r>
-              <w:t>0,003</w:t>
+              <w:t>0,002</w:t>
             </w:r>
           </w:p>
         </w:tc>
@@ -2376,7 +2376,7 @@
           </w:tcPr>
           <w:p>
             <w:r>
-              <w:t>0,118</w:t>
+              <w:t>0,117</w:t>
             </w:r>
           </w:p>
         </w:tc>
@@ -2386,7 +2386,7 @@
           </w:tcPr>
           <w:p>
             <w:r>
-              <w:t>0,901</w:t>
+              <w:t>0,885</w:t>
             </w:r>
           </w:p>
         </w:tc>
@@ -2423,7 +2423,7 @@
         <w:pStyle w:val="ListBullet"/>
       </w:pPr>
       <w:r>
-        <w:t>резкий спад на 1.51 МВт за 3 ч к 08:00</w:t>
+        <w:t>резкий спад на 1.50 МВт за 3 ч к 08:00</w:t>
       </w:r>
     </w:p>
     <w:p>
@@ -2431,7 +2431,7 @@
         <w:pStyle w:val="ListBullet"/>
       </w:pPr>
       <w:r>
-        <w:t>низкая уверенность в 17 ч (коридор P10–P90 шире 45% установленной мощности)</w:t>
+        <w:t>низкая уверенность в 15 ч (коридор P10–P90 шире 45% установленной мощности)</w:t>
       </w:r>
     </w:p>
     <w:p>
@@ -2560,7 +2560,7 @@
           </w:tcPr>
           <w:p>
             <w:r>
-              <w:t>0,744</w:t>
+              <w:t>0,696</w:t>
             </w:r>
           </w:p>
         </w:tc>
@@ -2570,7 +2570,7 @@
           </w:tcPr>
           <w:p>
             <w:r>
-              <w:t>2,026 → 2,770</w:t>
+              <w:t>2,062 → 2,758</w:t>
             </w:r>
           </w:p>
         </w:tc>

--- a/artifacts/bids/2026-02-24/zayavka_2026-02-24.docx
+++ b/artifacts/bids/2026-02-24/zayavka_2026-02-24.docx
@@ -254,7 +254,7 @@
               <w:jc w:val="right"/>
             </w:pPr>
             <w:r>
-              <w:t>4,854</w:t>
+              <w:t>4,871</w:t>
             </w:r>
           </w:p>
         </w:tc>
@@ -277,7 +277,7 @@
               <w:jc w:val="right"/>
             </w:pPr>
             <w:r>
-              <w:t>2,055</w:t>
+              <w:t>2,033</w:t>
             </w:r>
           </w:p>
         </w:tc>
@@ -302,7 +302,7 @@
               <w:jc w:val="right"/>
             </w:pPr>
             <w:r>
-              <w:t>4,728</w:t>
+              <w:t>4,770</w:t>
             </w:r>
           </w:p>
         </w:tc>
@@ -325,7 +325,7 @@
               <w:jc w:val="right"/>
             </w:pPr>
             <w:r>
-              <w:t>1,813</w:t>
+              <w:t>1,726</w:t>
             </w:r>
           </w:p>
         </w:tc>
@@ -350,7 +350,7 @@
               <w:jc w:val="right"/>
             </w:pPr>
             <w:r>
-              <w:t>4,465</w:t>
+              <w:t>4,568</w:t>
             </w:r>
           </w:p>
         </w:tc>
@@ -373,7 +373,7 @@
               <w:jc w:val="right"/>
             </w:pPr>
             <w:r>
-              <w:t>1,760</w:t>
+              <w:t>1,638</w:t>
             </w:r>
           </w:p>
         </w:tc>
@@ -398,7 +398,7 @@
               <w:jc w:val="right"/>
             </w:pPr>
             <w:r>
-              <w:t>4,278</w:t>
+              <w:t>4,364</w:t>
             </w:r>
           </w:p>
         </w:tc>
@@ -421,7 +421,7 @@
               <w:jc w:val="right"/>
             </w:pPr>
             <w:r>
-              <w:t>1,732</w:t>
+              <w:t>1,651</w:t>
             </w:r>
           </w:p>
         </w:tc>
@@ -446,7 +446,7 @@
               <w:jc w:val="right"/>
             </w:pPr>
             <w:r>
-              <w:t>4,406</w:t>
+              <w:t>4,508</w:t>
             </w:r>
           </w:p>
         </w:tc>
@@ -469,7 +469,7 @@
               <w:jc w:val="right"/>
             </w:pPr>
             <w:r>
-              <w:t>1,840</w:t>
+              <w:t>1,781</w:t>
             </w:r>
           </w:p>
         </w:tc>
@@ -494,7 +494,7 @@
               <w:jc w:val="right"/>
             </w:pPr>
             <w:r>
-              <w:t>4,133</w:t>
+              <w:t>4,161</w:t>
             </w:r>
           </w:p>
         </w:tc>
@@ -517,7 +517,7 @@
               <w:jc w:val="right"/>
             </w:pPr>
             <w:r>
-              <w:t>2,119</w:t>
+              <w:t>2,141</w:t>
             </w:r>
           </w:p>
         </w:tc>
@@ -542,7 +542,7 @@
               <w:jc w:val="right"/>
             </w:pPr>
             <w:r>
-              <w:t>3,535</w:t>
+              <w:t>3,517</w:t>
             </w:r>
           </w:p>
         </w:tc>
@@ -565,7 +565,7 @@
               <w:jc w:val="right"/>
             </w:pPr>
             <w:r>
-              <w:t>1,593</w:t>
+              <w:t>1,567</w:t>
             </w:r>
           </w:p>
         </w:tc>
@@ -590,7 +590,7 @@
               <w:jc w:val="right"/>
             </w:pPr>
             <w:r>
-              <w:t>3,118</w:t>
+              <w:t>3,133</w:t>
             </w:r>
           </w:p>
         </w:tc>
@@ -613,7 +613,7 @@
               <w:jc w:val="right"/>
             </w:pPr>
             <w:r>
-              <w:t>1,446</w:t>
+              <w:t>1,457</w:t>
             </w:r>
           </w:p>
         </w:tc>
@@ -638,7 +638,7 @@
               <w:jc w:val="right"/>
             </w:pPr>
             <w:r>
-              <w:t>2,632</w:t>
+              <w:t>2,577</w:t>
             </w:r>
           </w:p>
         </w:tc>
@@ -661,7 +661,7 @@
               <w:jc w:val="right"/>
             </w:pPr>
             <w:r>
-              <w:t>0,863</w:t>
+              <w:t>0,826</w:t>
             </w:r>
           </w:p>
         </w:tc>
@@ -686,7 +686,7 @@
               <w:jc w:val="right"/>
             </w:pPr>
             <w:r>
-              <w:t>2,322</w:t>
+              <w:t>2,235</w:t>
             </w:r>
           </w:p>
         </w:tc>
@@ -709,7 +709,7 @@
               <w:jc w:val="right"/>
             </w:pPr>
             <w:r>
-              <w:t>0,257</w:t>
+              <w:t>0,179</w:t>
             </w:r>
           </w:p>
         </w:tc>
@@ -734,7 +734,7 @@
               <w:jc w:val="right"/>
             </w:pPr>
             <w:r>
-              <w:t>2,062</w:t>
+              <w:t>2,020</w:t>
             </w:r>
           </w:p>
         </w:tc>
@@ -757,7 +757,7 @@
               <w:jc w:val="right"/>
             </w:pPr>
             <w:r>
-              <w:t>0,171</w:t>
+              <w:t>0,149</w:t>
             </w:r>
           </w:p>
         </w:tc>
@@ -782,7 +782,7 @@
               <w:jc w:val="right"/>
             </w:pPr>
             <w:r>
-              <w:t>1,974</w:t>
+              <w:t>1,880</w:t>
             </w:r>
           </w:p>
         </w:tc>
@@ -805,7 +805,7 @@
               <w:jc w:val="right"/>
             </w:pPr>
             <w:r>
-              <w:t>0,117</w:t>
+              <w:t>0,120</w:t>
             </w:r>
           </w:p>
         </w:tc>
@@ -821,7 +821,7 @@
         <w:rPr>
           <w:b/>
         </w:rPr>
-        <w:t>Итого за сутки: 58,273 МВт·ч.</w:t>
+        <w:t>Итого за сутки: 57,872 МВт·ч.</w:t>
       </w:r>
     </w:p>
     <w:p>
@@ -834,7 +834,7 @@
     </w:p>
     <w:p>
       <w:r>
-        <w:t>Прогноз 7f4ac6571f97, сформирован 23.02.2026 05:00 (Астана); модель windcast-0.1.0-cascade+direct; погода: Open-Meteo Previous Runs: ECMWF IFS, ECMWF AIFS, ICON, GFS, UKMO, GEM, CMA, выпуск 2026-02-22 18:00:00 UTC.</w:t>
+        <w:t>Прогноз ea6a295fefda, сформирован 23.02.2026 05:00 (Астана); модель windcast-0.1.0-cascade+cqr; погода: Open-Meteo Previous Runs: ECMWF IFS, ECMWF AIFS, ICON, GFS, UKMO, GEM, CMA, выпуск 2026-02-22 18:00:00 UTC.</w:t>
       </w:r>
     </w:p>
     <w:tbl>
@@ -940,7 +940,7 @@
           </w:tcPr>
           <w:p>
             <w:r>
-              <w:t>4,104</w:t>
+              <w:t>4,086</w:t>
             </w:r>
           </w:p>
         </w:tc>
@@ -950,7 +950,7 @@
           </w:tcPr>
           <w:p>
             <w:r>
-              <w:t>4,854</w:t>
+              <w:t>4,871</w:t>
             </w:r>
           </w:p>
         </w:tc>
@@ -960,7 +960,7 @@
           </w:tcPr>
           <w:p>
             <w:r>
-              <w:t>4,993</w:t>
+              <w:t>4,984</w:t>
             </w:r>
           </w:p>
         </w:tc>
@@ -1002,7 +1002,7 @@
           </w:tcPr>
           <w:p>
             <w:r>
-              <w:t>3,573</w:t>
+              <w:t>3,552</w:t>
             </w:r>
           </w:p>
         </w:tc>
@@ -1012,7 +1012,7 @@
           </w:tcPr>
           <w:p>
             <w:r>
-              <w:t>4,728</w:t>
+              <w:t>4,770</w:t>
             </w:r>
           </w:p>
         </w:tc>
@@ -1022,7 +1022,7 @@
           </w:tcPr>
           <w:p>
             <w:r>
-              <w:t>4,976</w:t>
+              <w:t>4,971</w:t>
             </w:r>
           </w:p>
         </w:tc>
@@ -1064,7 +1064,7 @@
           </w:tcPr>
           <w:p>
             <w:r>
-              <w:t>3,303</w:t>
+              <w:t>3,325</w:t>
             </w:r>
           </w:p>
         </w:tc>
@@ -1074,7 +1074,7 @@
           </w:tcPr>
           <w:p>
             <w:r>
-              <w:t>4,465</w:t>
+              <w:t>4,568</w:t>
             </w:r>
           </w:p>
         </w:tc>
@@ -1084,7 +1084,7 @@
           </w:tcPr>
           <w:p>
             <w:r>
-              <w:t>4,986</w:t>
+              <w:t>4,989</w:t>
             </w:r>
           </w:p>
         </w:tc>
@@ -1126,7 +1126,7 @@
           </w:tcPr>
           <w:p>
             <w:r>
-              <w:t>3,032</w:t>
+              <w:t>3,080</w:t>
             </w:r>
           </w:p>
         </w:tc>
@@ -1136,7 +1136,7 @@
           </w:tcPr>
           <w:p>
             <w:r>
-              <w:t>4,278</w:t>
+              <w:t>4,364</w:t>
             </w:r>
           </w:p>
         </w:tc>
@@ -1146,7 +1146,7 @@
           </w:tcPr>
           <w:p>
             <w:r>
-              <w:t>4,951</w:t>
+              <w:t>4,952</w:t>
             </w:r>
           </w:p>
         </w:tc>
@@ -1188,7 +1188,7 @@
           </w:tcPr>
           <w:p>
             <w:r>
-              <w:t>2,798</w:t>
+              <w:t>2,835</w:t>
             </w:r>
           </w:p>
         </w:tc>
@@ -1198,7 +1198,7 @@
           </w:tcPr>
           <w:p>
             <w:r>
-              <w:t>4,406</w:t>
+              <w:t>4,508</w:t>
             </w:r>
           </w:p>
         </w:tc>
@@ -1208,7 +1208,7 @@
           </w:tcPr>
           <w:p>
             <w:r>
-              <w:t>4,969</w:t>
+              <w:t>4,974</w:t>
             </w:r>
           </w:p>
         </w:tc>
@@ -1250,7 +1250,7 @@
           </w:tcPr>
           <w:p>
             <w:r>
-              <w:t>2,696</w:t>
+              <w:t>2,828</w:t>
             </w:r>
           </w:p>
         </w:tc>
@@ -1260,7 +1260,7 @@
           </w:tcPr>
           <w:p>
             <w:r>
-              <w:t>4,133</w:t>
+              <w:t>4,161</w:t>
             </w:r>
           </w:p>
         </w:tc>
@@ -1270,7 +1270,7 @@
           </w:tcPr>
           <w:p>
             <w:r>
-              <w:t>4,946</w:t>
+              <w:t>4,951</w:t>
             </w:r>
           </w:p>
         </w:tc>
@@ -1312,7 +1312,7 @@
           </w:tcPr>
           <w:p>
             <w:r>
-              <w:t>2,081</w:t>
+              <w:t>2,098</w:t>
             </w:r>
           </w:p>
         </w:tc>
@@ -1322,7 +1322,7 @@
           </w:tcPr>
           <w:p>
             <w:r>
-              <w:t>3,535</w:t>
+              <w:t>3,517</w:t>
             </w:r>
           </w:p>
         </w:tc>
@@ -1332,7 +1332,7 @@
           </w:tcPr>
           <w:p>
             <w:r>
-              <w:t>4,811</w:t>
+              <w:t>4,814</w:t>
             </w:r>
           </w:p>
         </w:tc>
@@ -1374,7 +1374,7 @@
           </w:tcPr>
           <w:p>
             <w:r>
-              <w:t>1,540</w:t>
+              <w:t>1,538</w:t>
             </w:r>
           </w:p>
         </w:tc>
@@ -1384,7 +1384,7 @@
           </w:tcPr>
           <w:p>
             <w:r>
-              <w:t>3,118</w:t>
+              <w:t>3,133</w:t>
             </w:r>
           </w:p>
         </w:tc>
@@ -1394,7 +1394,7 @@
           </w:tcPr>
           <w:p>
             <w:r>
-              <w:t>4,612</w:t>
+              <w:t>4,587</w:t>
             </w:r>
           </w:p>
         </w:tc>
@@ -1436,7 +1436,7 @@
           </w:tcPr>
           <w:p>
             <w:r>
-              <w:t>1,113</w:t>
+              <w:t>1,071</w:t>
             </w:r>
           </w:p>
         </w:tc>
@@ -1446,7 +1446,7 @@
           </w:tcPr>
           <w:p>
             <w:r>
-              <w:t>2,632</w:t>
+              <w:t>2,577</w:t>
             </w:r>
           </w:p>
         </w:tc>
@@ -1456,7 +1456,7 @@
           </w:tcPr>
           <w:p>
             <w:r>
-              <w:t>4,645</w:t>
+              <w:t>4,667</w:t>
             </w:r>
           </w:p>
         </w:tc>
@@ -1498,7 +1498,7 @@
           </w:tcPr>
           <w:p>
             <w:r>
-              <w:t>0,719</w:t>
+              <w:t>0,648</w:t>
             </w:r>
           </w:p>
         </w:tc>
@@ -1508,7 +1508,7 @@
           </w:tcPr>
           <w:p>
             <w:r>
-              <w:t>2,322</w:t>
+              <w:t>2,235</w:t>
             </w:r>
           </w:p>
         </w:tc>
@@ -1518,7 +1518,7 @@
           </w:tcPr>
           <w:p>
             <w:r>
-              <w:t>4,414</w:t>
+              <w:t>4,398</w:t>
             </w:r>
           </w:p>
         </w:tc>
@@ -1560,7 +1560,7 @@
           </w:tcPr>
           <w:p>
             <w:r>
-              <w:t>0,610</w:t>
+              <w:t>0,539</w:t>
             </w:r>
           </w:p>
         </w:tc>
@@ -1570,7 +1570,7 @@
           </w:tcPr>
           <w:p>
             <w:r>
-              <w:t>2,062</w:t>
+              <w:t>2,020</w:t>
             </w:r>
           </w:p>
         </w:tc>
@@ -1580,7 +1580,7 @@
           </w:tcPr>
           <w:p>
             <w:r>
-              <w:t>4,220</w:t>
+              <w:t>4,202</w:t>
             </w:r>
           </w:p>
         </w:tc>
@@ -1622,7 +1622,7 @@
           </w:tcPr>
           <w:p>
             <w:r>
-              <w:t>0,474</w:t>
+              <w:t>0,379</w:t>
             </w:r>
           </w:p>
         </w:tc>
@@ -1632,7 +1632,7 @@
           </w:tcPr>
           <w:p>
             <w:r>
-              <w:t>1,974</w:t>
+              <w:t>1,880</w:t>
             </w:r>
           </w:p>
         </w:tc>
@@ -1642,7 +1642,7 @@
           </w:tcPr>
           <w:p>
             <w:r>
-              <w:t>4,324</w:t>
+              <w:t>4,312</w:t>
             </w:r>
           </w:p>
         </w:tc>
@@ -1684,7 +1684,7 @@
           </w:tcPr>
           <w:p>
             <w:r>
-              <w:t>0,510</w:t>
+              <w:t>0,409</w:t>
             </w:r>
           </w:p>
         </w:tc>
@@ -1694,7 +1694,7 @@
           </w:tcPr>
           <w:p>
             <w:r>
-              <w:t>2,055</w:t>
+              <w:t>2,033</w:t>
             </w:r>
           </w:p>
         </w:tc>
@@ -1704,7 +1704,7 @@
           </w:tcPr>
           <w:p>
             <w:r>
-              <w:t>4,462</w:t>
+              <w:t>4,516</w:t>
             </w:r>
           </w:p>
         </w:tc>
@@ -1746,7 +1746,7 @@
           </w:tcPr>
           <w:p>
             <w:r>
-              <w:t>0,510</w:t>
+              <w:t>0,354</w:t>
             </w:r>
           </w:p>
         </w:tc>
@@ -1756,7 +1756,7 @@
           </w:tcPr>
           <w:p>
             <w:r>
-              <w:t>1,813</w:t>
+              <w:t>1,726</w:t>
             </w:r>
           </w:p>
         </w:tc>
@@ -1766,7 +1766,7 @@
           </w:tcPr>
           <w:p>
             <w:r>
-              <w:t>4,361</w:t>
+              <w:t>4,395</w:t>
             </w:r>
           </w:p>
         </w:tc>
@@ -1808,7 +1808,7 @@
           </w:tcPr>
           <w:p>
             <w:r>
-              <w:t>0,508</w:t>
+              <w:t>0,362</w:t>
             </w:r>
           </w:p>
         </w:tc>
@@ -1818,7 +1818,7 @@
           </w:tcPr>
           <w:p>
             <w:r>
-              <w:t>1,760</w:t>
+              <w:t>1,638</w:t>
             </w:r>
           </w:p>
         </w:tc>
@@ -1828,7 +1828,7 @@
           </w:tcPr>
           <w:p>
             <w:r>
-              <w:t>4,363</w:t>
+              <w:t>4,398</w:t>
             </w:r>
           </w:p>
         </w:tc>
@@ -1870,7 +1870,7 @@
           </w:tcPr>
           <w:p>
             <w:r>
-              <w:t>0,512</w:t>
+              <w:t>0,401</w:t>
             </w:r>
           </w:p>
         </w:tc>
@@ -1880,7 +1880,7 @@
           </w:tcPr>
           <w:p>
             <w:r>
-              <w:t>1,732</w:t>
+              <w:t>1,651</w:t>
             </w:r>
           </w:p>
         </w:tc>
@@ -1890,7 +1890,7 @@
           </w:tcPr>
           <w:p>
             <w:r>
-              <w:t>4,373</w:t>
+              <w:t>4,397</w:t>
             </w:r>
           </w:p>
         </w:tc>
@@ -1932,7 +1932,7 @@
           </w:tcPr>
           <w:p>
             <w:r>
-              <w:t>0,408</w:t>
+              <w:t>0,288</w:t>
             </w:r>
           </w:p>
         </w:tc>
@@ -1942,7 +1942,7 @@
           </w:tcPr>
           <w:p>
             <w:r>
-              <w:t>1,840</w:t>
+              <w:t>1,781</w:t>
             </w:r>
           </w:p>
         </w:tc>
@@ -1952,7 +1952,7 @@
           </w:tcPr>
           <w:p>
             <w:r>
-              <w:t>4,492</w:t>
+              <w:t>4,566</w:t>
             </w:r>
           </w:p>
         </w:tc>
@@ -1994,7 +1994,7 @@
           </w:tcPr>
           <w:p>
             <w:r>
-              <w:t>0,185</w:t>
+              <w:t>0,104</w:t>
             </w:r>
           </w:p>
         </w:tc>
@@ -2004,7 +2004,7 @@
           </w:tcPr>
           <w:p>
             <w:r>
-              <w:t>2,119</w:t>
+              <w:t>2,141</w:t>
             </w:r>
           </w:p>
         </w:tc>
@@ -2014,7 +2014,7 @@
           </w:tcPr>
           <w:p>
             <w:r>
-              <w:t>4,566</w:t>
+              <w:t>4,676</w:t>
             </w:r>
           </w:p>
         </w:tc>
@@ -2056,7 +2056,7 @@
           </w:tcPr>
           <w:p>
             <w:r>
-              <w:t>0,076</w:t>
+              <w:t>0,008</w:t>
             </w:r>
           </w:p>
         </w:tc>
@@ -2066,7 +2066,7 @@
           </w:tcPr>
           <w:p>
             <w:r>
-              <w:t>1,593</w:t>
+              <w:t>1,567</w:t>
             </w:r>
           </w:p>
         </w:tc>
@@ -2076,7 +2076,7 @@
           </w:tcPr>
           <w:p>
             <w:r>
-              <w:t>4,131</w:t>
+              <w:t>4,158</w:t>
             </w:r>
           </w:p>
         </w:tc>
@@ -2118,7 +2118,7 @@
           </w:tcPr>
           <w:p>
             <w:r>
-              <w:t>0,053</w:t>
+              <w:t>0,015</w:t>
             </w:r>
           </w:p>
         </w:tc>
@@ -2128,7 +2128,7 @@
           </w:tcPr>
           <w:p>
             <w:r>
-              <w:t>1,446</w:t>
+              <w:t>1,457</w:t>
             </w:r>
           </w:p>
         </w:tc>
@@ -2138,7 +2138,7 @@
           </w:tcPr>
           <w:p>
             <w:r>
-              <w:t>3,826</w:t>
+              <w:t>3,790</w:t>
             </w:r>
           </w:p>
         </w:tc>
@@ -2180,7 +2180,7 @@
           </w:tcPr>
           <w:p>
             <w:r>
-              <w:t>0,029</w:t>
+              <w:t>0,017</w:t>
             </w:r>
           </w:p>
         </w:tc>
@@ -2190,7 +2190,7 @@
           </w:tcPr>
           <w:p>
             <w:r>
-              <w:t>0,863</w:t>
+              <w:t>0,826</w:t>
             </w:r>
           </w:p>
         </w:tc>
@@ -2200,7 +2200,7 @@
           </w:tcPr>
           <w:p>
             <w:r>
-              <w:t>3,100</w:t>
+              <w:t>3,043</w:t>
             </w:r>
           </w:p>
         </w:tc>
@@ -2252,7 +2252,7 @@
           </w:tcPr>
           <w:p>
             <w:r>
-              <w:t>0,257</w:t>
+              <w:t>0,179</w:t>
             </w:r>
           </w:p>
         </w:tc>
@@ -2262,7 +2262,7 @@
           </w:tcPr>
           <w:p>
             <w:r>
-              <w:t>2,193</w:t>
+              <w:t>2,127</w:t>
             </w:r>
           </w:p>
         </w:tc>
@@ -2304,7 +2304,7 @@
           </w:tcPr>
           <w:p>
             <w:r>
-              <w:t>0,012</w:t>
+              <w:t>0,018</w:t>
             </w:r>
           </w:p>
         </w:tc>
@@ -2314,7 +2314,7 @@
           </w:tcPr>
           <w:p>
             <w:r>
-              <w:t>0,171</w:t>
+              <w:t>0,149</w:t>
             </w:r>
           </w:p>
         </w:tc>
@@ -2324,7 +2324,7 @@
           </w:tcPr>
           <w:p>
             <w:r>
-              <w:t>1,872</w:t>
+              <w:t>1,829</w:t>
             </w:r>
           </w:p>
         </w:tc>
@@ -2366,7 +2366,7 @@
           </w:tcPr>
           <w:p>
             <w:r>
-              <w:t>0,002</w:t>
+              <w:t>0,024</w:t>
             </w:r>
           </w:p>
         </w:tc>
@@ -2376,7 +2376,7 @@
           </w:tcPr>
           <w:p>
             <w:r>
-              <w:t>0,117</w:t>
+              <w:t>0,120</w:t>
             </w:r>
           </w:p>
         </w:tc>
@@ -2386,7 +2386,7 @@
           </w:tcPr>
           <w:p>
             <w:r>
-              <w:t>0,885</w:t>
+              <w:t>0,807</w:t>
             </w:r>
           </w:p>
         </w:tc>
@@ -2423,7 +2423,7 @@
         <w:pStyle w:val="ListBullet"/>
       </w:pPr>
       <w:r>
-        <w:t>резкий спад на 1.50 МВт за 3 ч к 08:00</w:t>
+        <w:t>резкий спад на 1.58 МВт за 3 ч к 08:00</w:t>
       </w:r>
     </w:p>
     <w:p>
@@ -2560,7 +2560,7 @@
           </w:tcPr>
           <w:p>
             <w:r>
-              <w:t>0,696</w:t>
+              <w:t>0,756</w:t>
             </w:r>
           </w:p>
         </w:tc>
@@ -2570,7 +2570,7 @@
           </w:tcPr>
           <w:p>
             <w:r>
-              <w:t>2,062 → 2,758</w:t>
+              <w:t>2,020 → 2,776</w:t>
             </w:r>
           </w:p>
         </w:tc>
@@ -2581,6 +2581,68 @@
           <w:p>
             <w:r>
               <w:t>24.02 08:00</w:t>
+            </w:r>
+          </w:p>
+        </w:tc>
+      </w:tr>
+      <w:tr>
+        <w:tc>
+          <w:tcPr>
+            <w:tcW w:type="dxa" w:w="1440"/>
+          </w:tcPr>
+          <w:p>
+            <w:r>
+              <w:t>24.02 05:00</w:t>
+            </w:r>
+          </w:p>
+        </w:tc>
+        <w:tc>
+          <w:tcPr>
+            <w:tcW w:type="dxa" w:w="1440"/>
+          </w:tcPr>
+          <w:p>
+            <w:r>
+              <w:t>15:00</w:t>
+            </w:r>
+          </w:p>
+        </w:tc>
+        <w:tc>
+          <w:tcPr>
+            <w:tcW w:type="dxa" w:w="1440"/>
+          </w:tcPr>
+          <w:p>
+            <w:r>
+              <w:t>вверх</w:t>
+            </w:r>
+          </w:p>
+        </w:tc>
+        <w:tc>
+          <w:tcPr>
+            <w:tcW w:type="dxa" w:w="1440"/>
+          </w:tcPr>
+          <w:p>
+            <w:r>
+              <w:t>0,512</w:t>
+            </w:r>
+          </w:p>
+        </w:tc>
+        <w:tc>
+          <w:tcPr>
+            <w:tcW w:type="dxa" w:w="1440"/>
+          </w:tcPr>
+          <w:p>
+            <w:r>
+              <w:t>1,638 → 2,150</w:t>
+            </w:r>
+          </w:p>
+        </w:tc>
+        <w:tc>
+          <w:tcPr>
+            <w:tcW w:type="dxa" w:w="1440"/>
+          </w:tcPr>
+          <w:p>
+            <w:r>
+              <w:t>24.02 12:00</w:t>
             </w:r>
           </w:p>
         </w:tc>
